--- a/TESTER/BÁO CÁO TÓM TẮT KIỂM THỬ MICROSOFT PAINT.docx
+++ b/TESTER/BÁO CÁO TÓM TẮT KIỂM THỬ MICROSOFT PAINT.docx
@@ -551,43 +551,27 @@
           <w:szCs w:val="26"/>
           <w14:ligatures w14:val="none"/>
         </w:rPr>
-        <w:t>Kỹ sư QA: 2 người</w:t>
-      </w:r>
-    </w:p>
-    <w:p>
-      <w:pPr>
-        <w:spacing w:after="0" w:line="360" w:lineRule="auto"/>
-        <w:ind w:firstLine="284"/>
-        <w:jc w:val="left"/>
-        <w:rPr>
-          <w:rFonts w:ascii="Times New Roman" w:eastAsia="Times New Roman" w:hAnsi="Times New Roman" w:cs="Times New Roman"/>
-          <w:kern w:val="0"/>
-          <w:sz w:val="26"/>
-          <w:szCs w:val="26"/>
-          <w14:ligatures w14:val="none"/>
-        </w:rPr>
-      </w:pPr>
-      <w:r>
-        <w:rPr>
-          <w:rFonts w:ascii="Times New Roman" w:eastAsia="Times New Roman" w:hAnsi="Times New Roman" w:cs="Times New Roman"/>
-          <w:b/>
-          <w:bCs/>
-          <w:kern w:val="0"/>
-          <w:sz w:val="26"/>
-          <w:szCs w:val="26"/>
-          <w14:ligatures w14:val="none"/>
-        </w:rPr>
-        <w:t>Tổng cộng:</w:t>
-      </w:r>
-      <w:r>
-        <w:rPr>
-          <w:rFonts w:ascii="Times New Roman" w:eastAsia="Times New Roman" w:hAnsi="Times New Roman" w:cs="Times New Roman"/>
-          <w:kern w:val="0"/>
-          <w:sz w:val="26"/>
-          <w:szCs w:val="26"/>
-          <w14:ligatures w14:val="none"/>
-        </w:rPr>
-        <w:t xml:space="preserve"> 3 người</w:t>
+        <w:t xml:space="preserve">Kỹ sư QA: </w:t>
+      </w:r>
+      <w:r>
+        <w:rPr>
+          <w:rFonts w:ascii="Times New Roman" w:eastAsia="Times New Roman" w:hAnsi="Times New Roman" w:cs="Times New Roman"/>
+          <w:kern w:val="0"/>
+          <w:sz w:val="26"/>
+          <w:szCs w:val="26"/>
+          <w14:ligatures w14:val="none"/>
+        </w:rPr>
+        <w:t>1</w:t>
+      </w:r>
+      <w:r>
+        <w:rPr>
+          <w:rFonts w:ascii="Times New Roman" w:eastAsia="Times New Roman" w:hAnsi="Times New Roman" w:cs="Times New Roman"/>
+          <w:kern w:val="0"/>
+          <w:sz w:val="26"/>
+          <w:szCs w:val="26"/>
+          <w14:ligatures w14:val="none"/>
+        </w:rPr>
+        <w:t xml:space="preserve"> người</w:t>
       </w:r>
     </w:p>
     <w:p>
@@ -798,7 +782,6 @@
                 <w:szCs w:val="26"/>
                 <w14:ligatures w14:val="none"/>
               </w:rPr>
-              <w:lastRenderedPageBreak/>
               <w:t>Số trường hợp kiểm thử dự kiến</w:t>
             </w:r>
           </w:p>
@@ -902,6 +885,7 @@
                 <w:szCs w:val="26"/>
                 <w14:ligatures w14:val="none"/>
               </w:rPr>
+              <w:lastRenderedPageBreak/>
               <w:t>Số trường hợp kiểm thử đã triển khai</w:t>
             </w:r>
           </w:p>
@@ -1766,125 +1750,125 @@
           <w:szCs w:val="26"/>
           <w14:ligatures w14:val="none"/>
         </w:rPr>
+        <w:t xml:space="preserve">TC07: Kiểm tra chức năng Undo (1 bước) - </w:t>
+      </w:r>
+      <w:r>
+        <w:rPr>
+          <w:rFonts w:ascii="Times New Roman" w:eastAsia="Times New Roman" w:hAnsi="Times New Roman" w:cs="Times New Roman"/>
+          <w:b/>
+          <w:bCs/>
+          <w:kern w:val="0"/>
+          <w:sz w:val="26"/>
+          <w:szCs w:val="26"/>
+          <w14:ligatures w14:val="none"/>
+        </w:rPr>
+        <w:t>PASS</w:t>
+      </w:r>
+    </w:p>
+    <w:p>
+      <w:pPr>
+        <w:spacing w:after="0" w:line="360" w:lineRule="auto"/>
+        <w:ind w:firstLine="284"/>
+        <w:jc w:val="left"/>
+        <w:rPr>
+          <w:rFonts w:ascii="Times New Roman" w:eastAsia="Times New Roman" w:hAnsi="Times New Roman" w:cs="Times New Roman"/>
+          <w:kern w:val="0"/>
+          <w:sz w:val="26"/>
+          <w:szCs w:val="26"/>
+          <w14:ligatures w14:val="none"/>
+        </w:rPr>
+      </w:pPr>
+      <w:r>
+        <w:rPr>
+          <w:rFonts w:ascii="Times New Roman" w:eastAsia="Times New Roman" w:hAnsi="Times New Roman" w:cs="Times New Roman"/>
+          <w:kern w:val="0"/>
+          <w:sz w:val="26"/>
+          <w:szCs w:val="26"/>
+          <w14:ligatures w14:val="none"/>
+        </w:rPr>
+        <w:t xml:space="preserve">TC08: Kiểm tra Undo nhiều bước liên tiếp - </w:t>
+      </w:r>
+      <w:r>
+        <w:rPr>
+          <w:rFonts w:ascii="Times New Roman" w:eastAsia="Times New Roman" w:hAnsi="Times New Roman" w:cs="Times New Roman"/>
+          <w:b/>
+          <w:bCs/>
+          <w:kern w:val="0"/>
+          <w:sz w:val="26"/>
+          <w:szCs w:val="26"/>
+          <w14:ligatures w14:val="none"/>
+        </w:rPr>
+        <w:t>FAIL</w:t>
+      </w:r>
+      <w:r>
+        <w:rPr>
+          <w:rFonts w:ascii="Times New Roman" w:eastAsia="Times New Roman" w:hAnsi="Times New Roman" w:cs="Times New Roman"/>
+          <w:kern w:val="0"/>
+          <w:sz w:val="26"/>
+          <w:szCs w:val="26"/>
+          <w14:ligatures w14:val="none"/>
+        </w:rPr>
+        <w:t xml:space="preserve"> (BUG-001)</w:t>
+      </w:r>
+    </w:p>
+    <w:p>
+      <w:pPr>
+        <w:spacing w:after="0" w:line="360" w:lineRule="auto"/>
+        <w:ind w:firstLine="284"/>
+        <w:jc w:val="left"/>
+        <w:rPr>
+          <w:rFonts w:ascii="Times New Roman" w:eastAsia="Times New Roman" w:hAnsi="Times New Roman" w:cs="Times New Roman"/>
+          <w:kern w:val="0"/>
+          <w:sz w:val="26"/>
+          <w:szCs w:val="26"/>
+          <w14:ligatures w14:val="none"/>
+        </w:rPr>
+      </w:pPr>
+      <w:r>
+        <w:rPr>
+          <w:rFonts w:ascii="Times New Roman" w:eastAsia="Times New Roman" w:hAnsi="Times New Roman" w:cs="Times New Roman"/>
+          <w:kern w:val="0"/>
+          <w:sz w:val="26"/>
+          <w:szCs w:val="26"/>
+          <w14:ligatures w14:val="none"/>
+        </w:rPr>
+        <w:t xml:space="preserve">TC09: Kiểm tra chức năng Redo - </w:t>
+      </w:r>
+      <w:r>
+        <w:rPr>
+          <w:rFonts w:ascii="Times New Roman" w:eastAsia="Times New Roman" w:hAnsi="Times New Roman" w:cs="Times New Roman"/>
+          <w:b/>
+          <w:bCs/>
+          <w:kern w:val="0"/>
+          <w:sz w:val="26"/>
+          <w:szCs w:val="26"/>
+          <w14:ligatures w14:val="none"/>
+        </w:rPr>
+        <w:t>PASS</w:t>
+      </w:r>
+    </w:p>
+    <w:p>
+      <w:pPr>
+        <w:spacing w:after="0" w:line="360" w:lineRule="auto"/>
+        <w:ind w:firstLine="284"/>
+        <w:jc w:val="left"/>
+        <w:rPr>
+          <w:rFonts w:ascii="Times New Roman" w:eastAsia="Times New Roman" w:hAnsi="Times New Roman" w:cs="Times New Roman"/>
+          <w:kern w:val="0"/>
+          <w:sz w:val="26"/>
+          <w:szCs w:val="26"/>
+          <w14:ligatures w14:val="none"/>
+        </w:rPr>
+      </w:pPr>
+      <w:r>
+        <w:rPr>
+          <w:rFonts w:ascii="Times New Roman" w:eastAsia="Times New Roman" w:hAnsi="Times New Roman" w:cs="Times New Roman"/>
+          <w:kern w:val="0"/>
+          <w:sz w:val="26"/>
+          <w:szCs w:val="26"/>
+          <w14:ligatures w14:val="none"/>
+        </w:rPr>
         <w:lastRenderedPageBreak/>
-        <w:t xml:space="preserve">TC07: Kiểm tra chức năng Undo (1 bước) - </w:t>
-      </w:r>
-      <w:r>
-        <w:rPr>
-          <w:rFonts w:ascii="Times New Roman" w:eastAsia="Times New Roman" w:hAnsi="Times New Roman" w:cs="Times New Roman"/>
-          <w:b/>
-          <w:bCs/>
-          <w:kern w:val="0"/>
-          <w:sz w:val="26"/>
-          <w:szCs w:val="26"/>
-          <w14:ligatures w14:val="none"/>
-        </w:rPr>
-        <w:t>PASS</w:t>
-      </w:r>
-    </w:p>
-    <w:p>
-      <w:pPr>
-        <w:spacing w:after="0" w:line="360" w:lineRule="auto"/>
-        <w:ind w:firstLine="284"/>
-        <w:jc w:val="left"/>
-        <w:rPr>
-          <w:rFonts w:ascii="Times New Roman" w:eastAsia="Times New Roman" w:hAnsi="Times New Roman" w:cs="Times New Roman"/>
-          <w:kern w:val="0"/>
-          <w:sz w:val="26"/>
-          <w:szCs w:val="26"/>
-          <w14:ligatures w14:val="none"/>
-        </w:rPr>
-      </w:pPr>
-      <w:r>
-        <w:rPr>
-          <w:rFonts w:ascii="Times New Roman" w:eastAsia="Times New Roman" w:hAnsi="Times New Roman" w:cs="Times New Roman"/>
-          <w:kern w:val="0"/>
-          <w:sz w:val="26"/>
-          <w:szCs w:val="26"/>
-          <w14:ligatures w14:val="none"/>
-        </w:rPr>
-        <w:t xml:space="preserve">TC08: Kiểm tra Undo nhiều bước liên tiếp - </w:t>
-      </w:r>
-      <w:r>
-        <w:rPr>
-          <w:rFonts w:ascii="Times New Roman" w:eastAsia="Times New Roman" w:hAnsi="Times New Roman" w:cs="Times New Roman"/>
-          <w:b/>
-          <w:bCs/>
-          <w:kern w:val="0"/>
-          <w:sz w:val="26"/>
-          <w:szCs w:val="26"/>
-          <w14:ligatures w14:val="none"/>
-        </w:rPr>
-        <w:t>FAIL</w:t>
-      </w:r>
-      <w:r>
-        <w:rPr>
-          <w:rFonts w:ascii="Times New Roman" w:eastAsia="Times New Roman" w:hAnsi="Times New Roman" w:cs="Times New Roman"/>
-          <w:kern w:val="0"/>
-          <w:sz w:val="26"/>
-          <w:szCs w:val="26"/>
-          <w14:ligatures w14:val="none"/>
-        </w:rPr>
-        <w:t xml:space="preserve"> (BUG-001)</w:t>
-      </w:r>
-    </w:p>
-    <w:p>
-      <w:pPr>
-        <w:spacing w:after="0" w:line="360" w:lineRule="auto"/>
-        <w:ind w:firstLine="284"/>
-        <w:jc w:val="left"/>
-        <w:rPr>
-          <w:rFonts w:ascii="Times New Roman" w:eastAsia="Times New Roman" w:hAnsi="Times New Roman" w:cs="Times New Roman"/>
-          <w:kern w:val="0"/>
-          <w:sz w:val="26"/>
-          <w:szCs w:val="26"/>
-          <w14:ligatures w14:val="none"/>
-        </w:rPr>
-      </w:pPr>
-      <w:r>
-        <w:rPr>
-          <w:rFonts w:ascii="Times New Roman" w:eastAsia="Times New Roman" w:hAnsi="Times New Roman" w:cs="Times New Roman"/>
-          <w:kern w:val="0"/>
-          <w:sz w:val="26"/>
-          <w:szCs w:val="26"/>
-          <w14:ligatures w14:val="none"/>
-        </w:rPr>
-        <w:t xml:space="preserve">TC09: Kiểm tra chức năng Redo - </w:t>
-      </w:r>
-      <w:r>
-        <w:rPr>
-          <w:rFonts w:ascii="Times New Roman" w:eastAsia="Times New Roman" w:hAnsi="Times New Roman" w:cs="Times New Roman"/>
-          <w:b/>
-          <w:bCs/>
-          <w:kern w:val="0"/>
-          <w:sz w:val="26"/>
-          <w:szCs w:val="26"/>
-          <w14:ligatures w14:val="none"/>
-        </w:rPr>
-        <w:t>PASS</w:t>
-      </w:r>
-    </w:p>
-    <w:p>
-      <w:pPr>
-        <w:spacing w:after="0" w:line="360" w:lineRule="auto"/>
-        <w:ind w:firstLine="284"/>
-        <w:jc w:val="left"/>
-        <w:rPr>
-          <w:rFonts w:ascii="Times New Roman" w:eastAsia="Times New Roman" w:hAnsi="Times New Roman" w:cs="Times New Roman"/>
-          <w:kern w:val="0"/>
-          <w:sz w:val="26"/>
-          <w:szCs w:val="26"/>
-          <w14:ligatures w14:val="none"/>
-        </w:rPr>
-      </w:pPr>
-      <w:r>
-        <w:rPr>
-          <w:rFonts w:ascii="Times New Roman" w:eastAsia="Times New Roman" w:hAnsi="Times New Roman" w:cs="Times New Roman"/>
-          <w:kern w:val="0"/>
-          <w:sz w:val="26"/>
-          <w:szCs w:val="26"/>
-          <w14:ligatures w14:val="none"/>
-        </w:rPr>
         <w:t xml:space="preserve">TC10: Kiểm tra công cụ Eraser - </w:t>
       </w:r>
       <w:r>
@@ -2320,35 +2304,24 @@
     </w:p>
     <w:tbl>
       <w:tblPr>
-        <w:tblW w:w="0" w:type="auto"/>
-        <w:tblCellSpacing w:w="15" w:type="dxa"/>
-        <w:tblCellMar>
-          <w:top w:w="15" w:type="dxa"/>
-          <w:left w:w="15" w:type="dxa"/>
-          <w:bottom w:w="15" w:type="dxa"/>
-          <w:right w:w="15" w:type="dxa"/>
-        </w:tblCellMar>
+        <w:tblStyle w:val="TableGrid"/>
+        <w:tblW w:w="9350" w:type="dxa"/>
         <w:tblLook w:val="04A0" w:firstRow="1" w:lastRow="0" w:firstColumn="1" w:lastColumn="0" w:noHBand="0" w:noVBand="1"/>
       </w:tblPr>
       <w:tblGrid>
-        <w:gridCol w:w="4321"/>
-        <w:gridCol w:w="1346"/>
+        <w:gridCol w:w="4675"/>
+        <w:gridCol w:w="4675"/>
       </w:tblGrid>
       <w:tr>
-        <w:trPr>
-          <w:tblHeader/>
-          <w:tblCellSpacing w:w="15" w:type="dxa"/>
-        </w:trPr>
         <w:tc>
           <w:tcPr>
-            <w:tcW w:w="0" w:type="auto"/>
+            <w:tcW w:w="4675" w:type="dxa"/>
             <w:vAlign w:val="center"/>
-            <w:hideMark/>
           </w:tcPr>
           <w:p>
             <w:pPr>
-              <w:spacing w:after="0" w:line="360" w:lineRule="auto"/>
-              <w:ind w:firstLine="284"/>
+              <w:spacing w:line="360" w:lineRule="auto"/>
+              <w:ind w:firstLine="0"/>
               <w:jc w:val="left"/>
               <w:rPr>
                 <w:rFonts w:ascii="Times New Roman" w:eastAsia="Times New Roman" w:hAnsi="Times New Roman" w:cs="Times New Roman"/>
@@ -2376,14 +2349,13 @@
         </w:tc>
         <w:tc>
           <w:tcPr>
-            <w:tcW w:w="0" w:type="auto"/>
+            <w:tcW w:w="4675" w:type="dxa"/>
             <w:vAlign w:val="center"/>
-            <w:hideMark/>
           </w:tcPr>
           <w:p>
             <w:pPr>
-              <w:spacing w:after="0" w:line="360" w:lineRule="auto"/>
-              <w:ind w:firstLine="284"/>
+              <w:spacing w:line="360" w:lineRule="auto"/>
+              <w:ind w:firstLine="0"/>
               <w:jc w:val="left"/>
               <w:rPr>
                 <w:rFonts w:ascii="Times New Roman" w:eastAsia="Times New Roman" w:hAnsi="Times New Roman" w:cs="Times New Roman"/>
@@ -2411,22 +2383,20 @@
         </w:tc>
       </w:tr>
       <w:tr>
-        <w:trPr>
-          <w:tblCellSpacing w:w="15" w:type="dxa"/>
-        </w:trPr>
         <w:tc>
           <w:tcPr>
-            <w:tcW w:w="0" w:type="auto"/>
+            <w:tcW w:w="4675" w:type="dxa"/>
             <w:vAlign w:val="center"/>
-            <w:hideMark/>
           </w:tcPr>
           <w:p>
             <w:pPr>
-              <w:spacing w:after="0" w:line="360" w:lineRule="auto"/>
-              <w:ind w:firstLine="284"/>
+              <w:spacing w:line="360" w:lineRule="auto"/>
+              <w:ind w:firstLine="0"/>
               <w:jc w:val="left"/>
               <w:rPr>
                 <w:rFonts w:ascii="Times New Roman" w:eastAsia="Times New Roman" w:hAnsi="Times New Roman" w:cs="Times New Roman"/>
+                <w:b/>
+                <w:bCs/>
                 <w:kern w:val="0"/>
                 <w:sz w:val="26"/>
                 <w:szCs w:val="26"/>
@@ -2449,17 +2419,18 @@
         </w:tc>
         <w:tc>
           <w:tcPr>
-            <w:tcW w:w="0" w:type="auto"/>
+            <w:tcW w:w="4675" w:type="dxa"/>
             <w:vAlign w:val="center"/>
-            <w:hideMark/>
           </w:tcPr>
           <w:p>
             <w:pPr>
-              <w:spacing w:after="0" w:line="360" w:lineRule="auto"/>
-              <w:ind w:firstLine="284"/>
+              <w:spacing w:line="360" w:lineRule="auto"/>
+              <w:ind w:firstLine="0"/>
               <w:jc w:val="left"/>
               <w:rPr>
                 <w:rFonts w:ascii="Times New Roman" w:eastAsia="Times New Roman" w:hAnsi="Times New Roman" w:cs="Times New Roman"/>
+                <w:b/>
+                <w:bCs/>
                 <w:kern w:val="0"/>
                 <w:sz w:val="26"/>
                 <w:szCs w:val="26"/>
@@ -2480,22 +2451,20 @@
         </w:tc>
       </w:tr>
       <w:tr>
-        <w:trPr>
-          <w:tblCellSpacing w:w="15" w:type="dxa"/>
-        </w:trPr>
         <w:tc>
           <w:tcPr>
-            <w:tcW w:w="0" w:type="auto"/>
+            <w:tcW w:w="4675" w:type="dxa"/>
             <w:vAlign w:val="center"/>
-            <w:hideMark/>
           </w:tcPr>
           <w:p>
             <w:pPr>
-              <w:spacing w:after="0" w:line="360" w:lineRule="auto"/>
-              <w:ind w:firstLine="284"/>
+              <w:spacing w:line="360" w:lineRule="auto"/>
+              <w:ind w:firstLine="0"/>
               <w:jc w:val="left"/>
               <w:rPr>
                 <w:rFonts w:ascii="Times New Roman" w:eastAsia="Times New Roman" w:hAnsi="Times New Roman" w:cs="Times New Roman"/>
+                <w:b/>
+                <w:bCs/>
                 <w:kern w:val="0"/>
                 <w:sz w:val="26"/>
                 <w:szCs w:val="26"/>
@@ -2518,17 +2487,18 @@
         </w:tc>
         <w:tc>
           <w:tcPr>
-            <w:tcW w:w="0" w:type="auto"/>
+            <w:tcW w:w="4675" w:type="dxa"/>
             <w:vAlign w:val="center"/>
-            <w:hideMark/>
           </w:tcPr>
           <w:p>
             <w:pPr>
-              <w:spacing w:after="0" w:line="360" w:lineRule="auto"/>
-              <w:ind w:firstLine="284"/>
+              <w:spacing w:line="360" w:lineRule="auto"/>
+              <w:ind w:firstLine="0"/>
               <w:jc w:val="left"/>
               <w:rPr>
                 <w:rFonts w:ascii="Times New Roman" w:eastAsia="Times New Roman" w:hAnsi="Times New Roman" w:cs="Times New Roman"/>
+                <w:b/>
+                <w:bCs/>
                 <w:kern w:val="0"/>
                 <w:sz w:val="26"/>
                 <w:szCs w:val="26"/>
@@ -2549,22 +2519,20 @@
         </w:tc>
       </w:tr>
       <w:tr>
-        <w:trPr>
-          <w:tblCellSpacing w:w="15" w:type="dxa"/>
-        </w:trPr>
         <w:tc>
           <w:tcPr>
-            <w:tcW w:w="0" w:type="auto"/>
+            <w:tcW w:w="4675" w:type="dxa"/>
             <w:vAlign w:val="center"/>
-            <w:hideMark/>
           </w:tcPr>
           <w:p>
             <w:pPr>
-              <w:spacing w:after="0" w:line="360" w:lineRule="auto"/>
-              <w:ind w:firstLine="284"/>
+              <w:spacing w:line="360" w:lineRule="auto"/>
+              <w:ind w:firstLine="0"/>
               <w:jc w:val="left"/>
               <w:rPr>
                 <w:rFonts w:ascii="Times New Roman" w:eastAsia="Times New Roman" w:hAnsi="Times New Roman" w:cs="Times New Roman"/>
+                <w:b/>
+                <w:bCs/>
                 <w:kern w:val="0"/>
                 <w:sz w:val="26"/>
                 <w:szCs w:val="26"/>
@@ -2587,17 +2555,18 @@
         </w:tc>
         <w:tc>
           <w:tcPr>
-            <w:tcW w:w="0" w:type="auto"/>
+            <w:tcW w:w="4675" w:type="dxa"/>
             <w:vAlign w:val="center"/>
-            <w:hideMark/>
           </w:tcPr>
           <w:p>
             <w:pPr>
-              <w:spacing w:after="0" w:line="360" w:lineRule="auto"/>
-              <w:ind w:firstLine="284"/>
+              <w:spacing w:line="360" w:lineRule="auto"/>
+              <w:ind w:firstLine="0"/>
               <w:jc w:val="left"/>
               <w:rPr>
                 <w:rFonts w:ascii="Times New Roman" w:eastAsia="Times New Roman" w:hAnsi="Times New Roman" w:cs="Times New Roman"/>
+                <w:b/>
+                <w:bCs/>
                 <w:kern w:val="0"/>
                 <w:sz w:val="26"/>
                 <w:szCs w:val="26"/>
@@ -2618,22 +2587,20 @@
         </w:tc>
       </w:tr>
       <w:tr>
-        <w:trPr>
-          <w:tblCellSpacing w:w="15" w:type="dxa"/>
-        </w:trPr>
         <w:tc>
           <w:tcPr>
-            <w:tcW w:w="0" w:type="auto"/>
+            <w:tcW w:w="4675" w:type="dxa"/>
             <w:vAlign w:val="center"/>
-            <w:hideMark/>
           </w:tcPr>
           <w:p>
             <w:pPr>
-              <w:spacing w:after="0" w:line="360" w:lineRule="auto"/>
-              <w:ind w:firstLine="284"/>
+              <w:spacing w:line="360" w:lineRule="auto"/>
+              <w:ind w:firstLine="0"/>
               <w:jc w:val="left"/>
               <w:rPr>
                 <w:rFonts w:ascii="Times New Roman" w:eastAsia="Times New Roman" w:hAnsi="Times New Roman" w:cs="Times New Roman"/>
+                <w:b/>
+                <w:bCs/>
                 <w:kern w:val="0"/>
                 <w:sz w:val="26"/>
                 <w:szCs w:val="26"/>
@@ -2656,17 +2623,18 @@
         </w:tc>
         <w:tc>
           <w:tcPr>
-            <w:tcW w:w="0" w:type="auto"/>
+            <w:tcW w:w="4675" w:type="dxa"/>
             <w:vAlign w:val="center"/>
-            <w:hideMark/>
           </w:tcPr>
           <w:p>
             <w:pPr>
-              <w:spacing w:after="0" w:line="360" w:lineRule="auto"/>
-              <w:ind w:firstLine="284"/>
+              <w:spacing w:line="360" w:lineRule="auto"/>
+              <w:ind w:firstLine="0"/>
               <w:jc w:val="left"/>
               <w:rPr>
                 <w:rFonts w:ascii="Times New Roman" w:eastAsia="Times New Roman" w:hAnsi="Times New Roman" w:cs="Times New Roman"/>
+                <w:b/>
+                <w:bCs/>
                 <w:kern w:val="0"/>
                 <w:sz w:val="26"/>
                 <w:szCs w:val="26"/>
@@ -2687,22 +2655,20 @@
         </w:tc>
       </w:tr>
       <w:tr>
-        <w:trPr>
-          <w:tblCellSpacing w:w="15" w:type="dxa"/>
-        </w:trPr>
         <w:tc>
           <w:tcPr>
-            <w:tcW w:w="0" w:type="auto"/>
+            <w:tcW w:w="4675" w:type="dxa"/>
             <w:vAlign w:val="center"/>
-            <w:hideMark/>
           </w:tcPr>
           <w:p>
             <w:pPr>
-              <w:spacing w:after="0" w:line="360" w:lineRule="auto"/>
-              <w:ind w:firstLine="284"/>
+              <w:spacing w:line="360" w:lineRule="auto"/>
+              <w:ind w:firstLine="0"/>
               <w:jc w:val="left"/>
               <w:rPr>
                 <w:rFonts w:ascii="Times New Roman" w:eastAsia="Times New Roman" w:hAnsi="Times New Roman" w:cs="Times New Roman"/>
+                <w:b/>
+                <w:bCs/>
                 <w:kern w:val="0"/>
                 <w:sz w:val="26"/>
                 <w:szCs w:val="26"/>
@@ -2725,17 +2691,18 @@
         </w:tc>
         <w:tc>
           <w:tcPr>
-            <w:tcW w:w="0" w:type="auto"/>
+            <w:tcW w:w="4675" w:type="dxa"/>
             <w:vAlign w:val="center"/>
-            <w:hideMark/>
           </w:tcPr>
           <w:p>
             <w:pPr>
-              <w:spacing w:after="0" w:line="360" w:lineRule="auto"/>
-              <w:ind w:firstLine="284"/>
+              <w:spacing w:line="360" w:lineRule="auto"/>
+              <w:ind w:firstLine="0"/>
               <w:jc w:val="left"/>
               <w:rPr>
                 <w:rFonts w:ascii="Times New Roman" w:eastAsia="Times New Roman" w:hAnsi="Times New Roman" w:cs="Times New Roman"/>
+                <w:b/>
+                <w:bCs/>
                 <w:kern w:val="0"/>
                 <w:sz w:val="26"/>
                 <w:szCs w:val="26"/>
@@ -2763,6 +2730,22 @@
         <w:jc w:val="left"/>
         <w:rPr>
           <w:rFonts w:ascii="Times New Roman" w:eastAsia="Times New Roman" w:hAnsi="Times New Roman" w:cs="Times New Roman"/>
+          <w:b/>
+          <w:bCs/>
+          <w:kern w:val="0"/>
+          <w:sz w:val="26"/>
+          <w:szCs w:val="26"/>
+          <w14:ligatures w14:val="none"/>
+        </w:rPr>
+      </w:pPr>
+    </w:p>
+    <w:p>
+      <w:pPr>
+        <w:spacing w:after="0" w:line="360" w:lineRule="auto"/>
+        <w:ind w:firstLine="284"/>
+        <w:jc w:val="left"/>
+        <w:rPr>
+          <w:rFonts w:ascii="Times New Roman" w:eastAsia="Times New Roman" w:hAnsi="Times New Roman" w:cs="Times New Roman"/>
           <w:kern w:val="0"/>
           <w:sz w:val="26"/>
           <w:szCs w:val="26"/>
@@ -2961,7 +2944,115 @@
           <w:szCs w:val="26"/>
           <w14:ligatures w14:val="none"/>
         </w:rPr>
+        <w:t>Trạng thái: Mới</w:t>
+      </w:r>
+    </w:p>
+    <w:p>
+      <w:pPr>
+        <w:spacing w:after="0" w:line="360" w:lineRule="auto"/>
+        <w:ind w:firstLine="284"/>
+        <w:jc w:val="left"/>
+        <w:rPr>
+          <w:rFonts w:ascii="Times New Roman" w:eastAsia="Times New Roman" w:hAnsi="Times New Roman" w:cs="Times New Roman"/>
+          <w:kern w:val="0"/>
+          <w:sz w:val="26"/>
+          <w:szCs w:val="26"/>
+          <w14:ligatures w14:val="none"/>
+        </w:rPr>
+      </w:pPr>
+      <w:r>
+        <w:rPr>
+          <w:rFonts w:ascii="Times New Roman" w:eastAsia="Times New Roman" w:hAnsi="Times New Roman" w:cs="Times New Roman"/>
+          <w:kern w:val="0"/>
+          <w:sz w:val="26"/>
+          <w:szCs w:val="26"/>
+          <w14:ligatures w14:val="none"/>
+        </w:rPr>
+        <w:t>Ảnh hưởng: Giảm khả năng sửa lỗi và trải nghiệm người dùng</w:t>
+      </w:r>
+    </w:p>
+    <w:p>
+      <w:pPr>
+        <w:spacing w:after="0" w:line="360" w:lineRule="auto"/>
+        <w:ind w:firstLine="284"/>
+        <w:jc w:val="left"/>
+        <w:rPr>
+          <w:rFonts w:ascii="Times New Roman" w:eastAsia="Times New Roman" w:hAnsi="Times New Roman" w:cs="Times New Roman"/>
+          <w:kern w:val="0"/>
+          <w:sz w:val="26"/>
+          <w:szCs w:val="26"/>
+          <w14:ligatures w14:val="none"/>
+        </w:rPr>
+      </w:pPr>
+      <w:r>
+        <w:rPr>
+          <w:rFonts w:ascii="Times New Roman" w:eastAsia="Times New Roman" w:hAnsi="Times New Roman" w:cs="Times New Roman"/>
+          <w:b/>
+          <w:bCs/>
+          <w:kern w:val="0"/>
+          <w:sz w:val="26"/>
+          <w:szCs w:val="26"/>
+          <w14:ligatures w14:val="none"/>
+        </w:rPr>
+        <w:t>BUG-002</w:t>
+      </w:r>
+      <w:r>
+        <w:rPr>
+          <w:rFonts w:ascii="Times New Roman" w:eastAsia="Times New Roman" w:hAnsi="Times New Roman" w:cs="Times New Roman"/>
+          <w:kern w:val="0"/>
+          <w:sz w:val="26"/>
+          <w:szCs w:val="26"/>
+          <w14:ligatures w14:val="none"/>
+        </w:rPr>
+        <w:t xml:space="preserve"> - Thông báo lỗi không rõ ràng khi mở file bị hỏng</w:t>
+      </w:r>
+    </w:p>
+    <w:p>
+      <w:pPr>
+        <w:spacing w:after="0" w:line="360" w:lineRule="auto"/>
+        <w:ind w:firstLine="284"/>
+        <w:jc w:val="left"/>
+        <w:rPr>
+          <w:rFonts w:ascii="Times New Roman" w:eastAsia="Times New Roman" w:hAnsi="Times New Roman" w:cs="Times New Roman"/>
+          <w:kern w:val="0"/>
+          <w:sz w:val="26"/>
+          <w:szCs w:val="26"/>
+          <w14:ligatures w14:val="none"/>
+        </w:rPr>
+      </w:pPr>
+      <w:r>
+        <w:rPr>
+          <w:rFonts w:ascii="Times New Roman" w:eastAsia="Times New Roman" w:hAnsi="Times New Roman" w:cs="Times New Roman"/>
+          <w:kern w:val="0"/>
+          <w:sz w:val="26"/>
+          <w:szCs w:val="26"/>
+          <w14:ligatures w14:val="none"/>
+        </w:rPr>
         <w:lastRenderedPageBreak/>
+        <w:t>Mức độ: Trung bình</w:t>
+      </w:r>
+    </w:p>
+    <w:p>
+      <w:pPr>
+        <w:spacing w:after="0" w:line="360" w:lineRule="auto"/>
+        <w:ind w:firstLine="284"/>
+        <w:jc w:val="left"/>
+        <w:rPr>
+          <w:rFonts w:ascii="Times New Roman" w:eastAsia="Times New Roman" w:hAnsi="Times New Roman" w:cs="Times New Roman"/>
+          <w:kern w:val="0"/>
+          <w:sz w:val="26"/>
+          <w:szCs w:val="26"/>
+          <w14:ligatures w14:val="none"/>
+        </w:rPr>
+      </w:pPr>
+      <w:r>
+        <w:rPr>
+          <w:rFonts w:ascii="Times New Roman" w:eastAsia="Times New Roman" w:hAnsi="Times New Roman" w:cs="Times New Roman"/>
+          <w:kern w:val="0"/>
+          <w:sz w:val="26"/>
+          <w:szCs w:val="26"/>
+          <w14:ligatures w14:val="none"/>
+        </w:rPr>
         <w:t>Trạng thái: Mới</w:t>
       </w:r>
     </w:p>
@@ -2986,67 +3077,67 @@
           <w:szCs w:val="26"/>
           <w14:ligatures w14:val="none"/>
         </w:rPr>
-        <w:t>Ảnh hưởng: Giảm khả năng sửa lỗi và trải nghiệm người dùng</w:t>
-      </w:r>
-    </w:p>
-    <w:p>
-      <w:pPr>
-        <w:spacing w:after="0" w:line="360" w:lineRule="auto"/>
-        <w:ind w:firstLine="284"/>
-        <w:jc w:val="left"/>
-        <w:rPr>
-          <w:rFonts w:ascii="Times New Roman" w:eastAsia="Times New Roman" w:hAnsi="Times New Roman" w:cs="Times New Roman"/>
-          <w:kern w:val="0"/>
-          <w:sz w:val="26"/>
-          <w:szCs w:val="26"/>
-          <w14:ligatures w14:val="none"/>
-        </w:rPr>
-      </w:pPr>
-      <w:r>
-        <w:rPr>
-          <w:rFonts w:ascii="Times New Roman" w:eastAsia="Times New Roman" w:hAnsi="Times New Roman" w:cs="Times New Roman"/>
-          <w:b/>
-          <w:bCs/>
-          <w:kern w:val="0"/>
-          <w:sz w:val="26"/>
-          <w:szCs w:val="26"/>
-          <w14:ligatures w14:val="none"/>
-        </w:rPr>
-        <w:t>BUG-002</w:t>
-      </w:r>
-      <w:r>
-        <w:rPr>
-          <w:rFonts w:ascii="Times New Roman" w:eastAsia="Times New Roman" w:hAnsi="Times New Roman" w:cs="Times New Roman"/>
-          <w:kern w:val="0"/>
-          <w:sz w:val="26"/>
-          <w:szCs w:val="26"/>
-          <w14:ligatures w14:val="none"/>
-        </w:rPr>
-        <w:t xml:space="preserve"> - Thông báo lỗi không rõ ràng khi mở file bị hỏng</w:t>
-      </w:r>
-    </w:p>
-    <w:p>
-      <w:pPr>
-        <w:spacing w:after="0" w:line="360" w:lineRule="auto"/>
-        <w:ind w:firstLine="284"/>
-        <w:jc w:val="left"/>
-        <w:rPr>
-          <w:rFonts w:ascii="Times New Roman" w:eastAsia="Times New Roman" w:hAnsi="Times New Roman" w:cs="Times New Roman"/>
-          <w:kern w:val="0"/>
-          <w:sz w:val="26"/>
-          <w:szCs w:val="26"/>
-          <w14:ligatures w14:val="none"/>
-        </w:rPr>
-      </w:pPr>
-      <w:r>
-        <w:rPr>
-          <w:rFonts w:ascii="Times New Roman" w:eastAsia="Times New Roman" w:hAnsi="Times New Roman" w:cs="Times New Roman"/>
-          <w:kern w:val="0"/>
-          <w:sz w:val="26"/>
-          <w:szCs w:val="26"/>
-          <w14:ligatures w14:val="none"/>
-        </w:rPr>
-        <w:t>Mức độ: Trung bình</w:t>
+        <w:t>Ảnh hưởng: Người dùng khó xác định nguyên nhân lỗi</w:t>
+      </w:r>
+    </w:p>
+    <w:p>
+      <w:pPr>
+        <w:spacing w:after="0" w:line="360" w:lineRule="auto"/>
+        <w:ind w:firstLine="284"/>
+        <w:jc w:val="left"/>
+        <w:rPr>
+          <w:rFonts w:ascii="Times New Roman" w:eastAsia="Times New Roman" w:hAnsi="Times New Roman" w:cs="Times New Roman"/>
+          <w:kern w:val="0"/>
+          <w:sz w:val="26"/>
+          <w:szCs w:val="26"/>
+          <w14:ligatures w14:val="none"/>
+        </w:rPr>
+      </w:pPr>
+      <w:r>
+        <w:rPr>
+          <w:rFonts w:ascii="Times New Roman" w:eastAsia="Times New Roman" w:hAnsi="Times New Roman" w:cs="Times New Roman"/>
+          <w:b/>
+          <w:bCs/>
+          <w:kern w:val="0"/>
+          <w:sz w:val="26"/>
+          <w:szCs w:val="26"/>
+          <w14:ligatures w14:val="none"/>
+        </w:rPr>
+        <w:t>BUG-003</w:t>
+      </w:r>
+      <w:r>
+        <w:rPr>
+          <w:rFonts w:ascii="Times New Roman" w:eastAsia="Times New Roman" w:hAnsi="Times New Roman" w:cs="Times New Roman"/>
+          <w:kern w:val="0"/>
+          <w:sz w:val="26"/>
+          <w:szCs w:val="26"/>
+          <w14:ligatures w14:val="none"/>
+        </w:rPr>
+        <w:t xml:space="preserve"> - Công cụ Zoom không giữ vị trí trung tâm khi phóng to</w:t>
+      </w:r>
+    </w:p>
+    <w:p>
+      <w:pPr>
+        <w:spacing w:after="0" w:line="360" w:lineRule="auto"/>
+        <w:ind w:firstLine="284"/>
+        <w:jc w:val="left"/>
+        <w:rPr>
+          <w:rFonts w:ascii="Times New Roman" w:eastAsia="Times New Roman" w:hAnsi="Times New Roman" w:cs="Times New Roman"/>
+          <w:kern w:val="0"/>
+          <w:sz w:val="26"/>
+          <w:szCs w:val="26"/>
+          <w14:ligatures w14:val="none"/>
+        </w:rPr>
+      </w:pPr>
+      <w:r>
+        <w:rPr>
+          <w:rFonts w:ascii="Times New Roman" w:eastAsia="Times New Roman" w:hAnsi="Times New Roman" w:cs="Times New Roman"/>
+          <w:kern w:val="0"/>
+          <w:sz w:val="26"/>
+          <w:szCs w:val="26"/>
+          <w14:ligatures w14:val="none"/>
+        </w:rPr>
+        <w:t>Mức độ: Thấp</w:t>
       </w:r>
     </w:p>
     <w:p>
@@ -3094,43 +3185,151 @@
           <w:szCs w:val="26"/>
           <w14:ligatures w14:val="none"/>
         </w:rPr>
-        <w:t>Ảnh hưởng: Người dùng khó xác định nguyên nhân lỗi</w:t>
-      </w:r>
-    </w:p>
-    <w:p>
-      <w:pPr>
-        <w:spacing w:after="0" w:line="360" w:lineRule="auto"/>
-        <w:ind w:firstLine="284"/>
-        <w:jc w:val="left"/>
-        <w:rPr>
-          <w:rFonts w:ascii="Times New Roman" w:eastAsia="Times New Roman" w:hAnsi="Times New Roman" w:cs="Times New Roman"/>
-          <w:kern w:val="0"/>
-          <w:sz w:val="26"/>
-          <w:szCs w:val="26"/>
-          <w14:ligatures w14:val="none"/>
-        </w:rPr>
-      </w:pPr>
-      <w:r>
-        <w:rPr>
-          <w:rFonts w:ascii="Times New Roman" w:eastAsia="Times New Roman" w:hAnsi="Times New Roman" w:cs="Times New Roman"/>
-          <w:b/>
-          <w:bCs/>
-          <w:kern w:val="0"/>
-          <w:sz w:val="26"/>
-          <w:szCs w:val="26"/>
-          <w14:ligatures w14:val="none"/>
-        </w:rPr>
-        <w:t>BUG-003</w:t>
-      </w:r>
-      <w:r>
-        <w:rPr>
-          <w:rFonts w:ascii="Times New Roman" w:eastAsia="Times New Roman" w:hAnsi="Times New Roman" w:cs="Times New Roman"/>
-          <w:kern w:val="0"/>
-          <w:sz w:val="26"/>
-          <w:szCs w:val="26"/>
-          <w14:ligatures w14:val="none"/>
-        </w:rPr>
-        <w:t xml:space="preserve"> - Công cụ Zoom không giữ vị trí trung tâm khi phóng to</w:t>
+        <w:t>Ảnh hưởng: Gây khó chịu khi làm việc với hình ảnh lớn</w:t>
+      </w:r>
+    </w:p>
+    <w:p>
+      <w:pPr>
+        <w:spacing w:after="0" w:line="360" w:lineRule="auto"/>
+        <w:ind w:firstLine="284"/>
+        <w:jc w:val="left"/>
+        <w:rPr>
+          <w:rFonts w:ascii="Times New Roman" w:eastAsia="Times New Roman" w:hAnsi="Times New Roman" w:cs="Times New Roman"/>
+          <w:kern w:val="0"/>
+          <w:sz w:val="26"/>
+          <w:szCs w:val="26"/>
+          <w14:ligatures w14:val="none"/>
+        </w:rPr>
+      </w:pPr>
+      <w:r>
+        <w:rPr>
+          <w:rFonts w:ascii="Times New Roman" w:eastAsia="Times New Roman" w:hAnsi="Times New Roman" w:cs="Times New Roman"/>
+          <w:b/>
+          <w:bCs/>
+          <w:kern w:val="0"/>
+          <w:sz w:val="26"/>
+          <w:szCs w:val="26"/>
+          <w14:ligatures w14:val="none"/>
+        </w:rPr>
+        <w:t>BUG-004</w:t>
+      </w:r>
+      <w:r>
+        <w:rPr>
+          <w:rFonts w:ascii="Times New Roman" w:eastAsia="Times New Roman" w:hAnsi="Times New Roman" w:cs="Times New Roman"/>
+          <w:kern w:val="0"/>
+          <w:sz w:val="26"/>
+          <w:szCs w:val="26"/>
+          <w14:ligatures w14:val="none"/>
+        </w:rPr>
+        <w:t xml:space="preserve"> - Mất dữ liệu khi Resize canvas không có cảnh báo</w:t>
+      </w:r>
+    </w:p>
+    <w:p>
+      <w:pPr>
+        <w:spacing w:after="0" w:line="360" w:lineRule="auto"/>
+        <w:ind w:firstLine="284"/>
+        <w:jc w:val="left"/>
+        <w:rPr>
+          <w:rFonts w:ascii="Times New Roman" w:eastAsia="Times New Roman" w:hAnsi="Times New Roman" w:cs="Times New Roman"/>
+          <w:kern w:val="0"/>
+          <w:sz w:val="26"/>
+          <w:szCs w:val="26"/>
+          <w14:ligatures w14:val="none"/>
+        </w:rPr>
+      </w:pPr>
+      <w:r>
+        <w:rPr>
+          <w:rFonts w:ascii="Times New Roman" w:eastAsia="Times New Roman" w:hAnsi="Times New Roman" w:cs="Times New Roman"/>
+          <w:kern w:val="0"/>
+          <w:sz w:val="26"/>
+          <w:szCs w:val="26"/>
+          <w14:ligatures w14:val="none"/>
+        </w:rPr>
+        <w:t>Mức độ: Cao</w:t>
+      </w:r>
+    </w:p>
+    <w:p>
+      <w:pPr>
+        <w:spacing w:after="0" w:line="360" w:lineRule="auto"/>
+        <w:ind w:firstLine="284"/>
+        <w:jc w:val="left"/>
+        <w:rPr>
+          <w:rFonts w:ascii="Times New Roman" w:eastAsia="Times New Roman" w:hAnsi="Times New Roman" w:cs="Times New Roman"/>
+          <w:kern w:val="0"/>
+          <w:sz w:val="26"/>
+          <w:szCs w:val="26"/>
+          <w14:ligatures w14:val="none"/>
+        </w:rPr>
+      </w:pPr>
+      <w:r>
+        <w:rPr>
+          <w:rFonts w:ascii="Times New Roman" w:eastAsia="Times New Roman" w:hAnsi="Times New Roman" w:cs="Times New Roman"/>
+          <w:kern w:val="0"/>
+          <w:sz w:val="26"/>
+          <w:szCs w:val="26"/>
+          <w14:ligatures w14:val="none"/>
+        </w:rPr>
+        <w:t>Trạng thái: Mới</w:t>
+      </w:r>
+    </w:p>
+    <w:p>
+      <w:pPr>
+        <w:spacing w:after="0" w:line="360" w:lineRule="auto"/>
+        <w:ind w:firstLine="284"/>
+        <w:jc w:val="left"/>
+        <w:rPr>
+          <w:rFonts w:ascii="Times New Roman" w:eastAsia="Times New Roman" w:hAnsi="Times New Roman" w:cs="Times New Roman"/>
+          <w:kern w:val="0"/>
+          <w:sz w:val="26"/>
+          <w:szCs w:val="26"/>
+          <w14:ligatures w14:val="none"/>
+        </w:rPr>
+      </w:pPr>
+      <w:r>
+        <w:rPr>
+          <w:rFonts w:ascii="Times New Roman" w:eastAsia="Times New Roman" w:hAnsi="Times New Roman" w:cs="Times New Roman"/>
+          <w:kern w:val="0"/>
+          <w:sz w:val="26"/>
+          <w:szCs w:val="26"/>
+          <w14:ligatures w14:val="none"/>
+        </w:rPr>
+        <w:t>Ảnh hưởng: Mất dữ liệu quan trọng, không thể khôi phục</w:t>
+      </w:r>
+    </w:p>
+    <w:p>
+      <w:pPr>
+        <w:spacing w:after="0" w:line="360" w:lineRule="auto"/>
+        <w:ind w:firstLine="284"/>
+        <w:jc w:val="left"/>
+        <w:rPr>
+          <w:rFonts w:ascii="Times New Roman" w:eastAsia="Times New Roman" w:hAnsi="Times New Roman" w:cs="Times New Roman"/>
+          <w:kern w:val="0"/>
+          <w:sz w:val="26"/>
+          <w:szCs w:val="26"/>
+          <w14:ligatures w14:val="none"/>
+        </w:rPr>
+      </w:pPr>
+      <w:r>
+        <w:rPr>
+          <w:rFonts w:ascii="Times New Roman" w:eastAsia="Times New Roman" w:hAnsi="Times New Roman" w:cs="Times New Roman"/>
+          <w:b/>
+          <w:bCs/>
+          <w:kern w:val="0"/>
+          <w:sz w:val="26"/>
+          <w:szCs w:val="26"/>
+          <w14:ligatures w14:val="none"/>
+        </w:rPr>
+        <w:t>BUG-005</w:t>
+      </w:r>
+      <w:r>
+        <w:rPr>
+          <w:rFonts w:ascii="Times New Roman" w:eastAsia="Times New Roman" w:hAnsi="Times New Roman" w:cs="Times New Roman"/>
+          <w:kern w:val="0"/>
+          <w:sz w:val="26"/>
+          <w:szCs w:val="26"/>
+          <w14:ligatures w14:val="none"/>
+        </w:rPr>
+        <w:t xml:space="preserve"> - Tiêu đề cửa sổ không cập nhật sau khi Save</w:t>
       </w:r>
     </w:p>
     <w:p>
@@ -3202,222 +3401,6 @@
           <w:szCs w:val="26"/>
           <w14:ligatures w14:val="none"/>
         </w:rPr>
-        <w:t>Ảnh hưởng: Gây khó chịu khi làm việc với hình ảnh lớn</w:t>
-      </w:r>
-    </w:p>
-    <w:p>
-      <w:pPr>
-        <w:spacing w:after="0" w:line="360" w:lineRule="auto"/>
-        <w:ind w:firstLine="284"/>
-        <w:jc w:val="left"/>
-        <w:rPr>
-          <w:rFonts w:ascii="Times New Roman" w:eastAsia="Times New Roman" w:hAnsi="Times New Roman" w:cs="Times New Roman"/>
-          <w:kern w:val="0"/>
-          <w:sz w:val="26"/>
-          <w:szCs w:val="26"/>
-          <w14:ligatures w14:val="none"/>
-        </w:rPr>
-      </w:pPr>
-      <w:r>
-        <w:rPr>
-          <w:rFonts w:ascii="Times New Roman" w:eastAsia="Times New Roman" w:hAnsi="Times New Roman" w:cs="Times New Roman"/>
-          <w:b/>
-          <w:bCs/>
-          <w:kern w:val="0"/>
-          <w:sz w:val="26"/>
-          <w:szCs w:val="26"/>
-          <w14:ligatures w14:val="none"/>
-        </w:rPr>
-        <w:t>BUG-004</w:t>
-      </w:r>
-      <w:r>
-        <w:rPr>
-          <w:rFonts w:ascii="Times New Roman" w:eastAsia="Times New Roman" w:hAnsi="Times New Roman" w:cs="Times New Roman"/>
-          <w:kern w:val="0"/>
-          <w:sz w:val="26"/>
-          <w:szCs w:val="26"/>
-          <w14:ligatures w14:val="none"/>
-        </w:rPr>
-        <w:t xml:space="preserve"> - Mất dữ liệu khi Resize canvas không có cảnh báo</w:t>
-      </w:r>
-    </w:p>
-    <w:p>
-      <w:pPr>
-        <w:spacing w:after="0" w:line="360" w:lineRule="auto"/>
-        <w:ind w:firstLine="284"/>
-        <w:jc w:val="left"/>
-        <w:rPr>
-          <w:rFonts w:ascii="Times New Roman" w:eastAsia="Times New Roman" w:hAnsi="Times New Roman" w:cs="Times New Roman"/>
-          <w:kern w:val="0"/>
-          <w:sz w:val="26"/>
-          <w:szCs w:val="26"/>
-          <w14:ligatures w14:val="none"/>
-        </w:rPr>
-      </w:pPr>
-      <w:r>
-        <w:rPr>
-          <w:rFonts w:ascii="Times New Roman" w:eastAsia="Times New Roman" w:hAnsi="Times New Roman" w:cs="Times New Roman"/>
-          <w:kern w:val="0"/>
-          <w:sz w:val="26"/>
-          <w:szCs w:val="26"/>
-          <w14:ligatures w14:val="none"/>
-        </w:rPr>
-        <w:t>Mức độ: Cao</w:t>
-      </w:r>
-    </w:p>
-    <w:p>
-      <w:pPr>
-        <w:spacing w:after="0" w:line="360" w:lineRule="auto"/>
-        <w:ind w:firstLine="284"/>
-        <w:jc w:val="left"/>
-        <w:rPr>
-          <w:rFonts w:ascii="Times New Roman" w:eastAsia="Times New Roman" w:hAnsi="Times New Roman" w:cs="Times New Roman"/>
-          <w:kern w:val="0"/>
-          <w:sz w:val="26"/>
-          <w:szCs w:val="26"/>
-          <w14:ligatures w14:val="none"/>
-        </w:rPr>
-      </w:pPr>
-      <w:r>
-        <w:rPr>
-          <w:rFonts w:ascii="Times New Roman" w:eastAsia="Times New Roman" w:hAnsi="Times New Roman" w:cs="Times New Roman"/>
-          <w:kern w:val="0"/>
-          <w:sz w:val="26"/>
-          <w:szCs w:val="26"/>
-          <w14:ligatures w14:val="none"/>
-        </w:rPr>
-        <w:t>Trạng thái: Mới</w:t>
-      </w:r>
-    </w:p>
-    <w:p>
-      <w:pPr>
-        <w:spacing w:after="0" w:line="360" w:lineRule="auto"/>
-        <w:ind w:firstLine="284"/>
-        <w:jc w:val="left"/>
-        <w:rPr>
-          <w:rFonts w:ascii="Times New Roman" w:eastAsia="Times New Roman" w:hAnsi="Times New Roman" w:cs="Times New Roman"/>
-          <w:kern w:val="0"/>
-          <w:sz w:val="26"/>
-          <w:szCs w:val="26"/>
-          <w14:ligatures w14:val="none"/>
-        </w:rPr>
-      </w:pPr>
-      <w:r>
-        <w:rPr>
-          <w:rFonts w:ascii="Times New Roman" w:eastAsia="Times New Roman" w:hAnsi="Times New Roman" w:cs="Times New Roman"/>
-          <w:kern w:val="0"/>
-          <w:sz w:val="26"/>
-          <w:szCs w:val="26"/>
-          <w14:ligatures w14:val="none"/>
-        </w:rPr>
-        <w:t>Ảnh hưởng: Mất dữ liệu quan trọng, không thể khôi phục</w:t>
-      </w:r>
-    </w:p>
-    <w:p>
-      <w:pPr>
-        <w:spacing w:after="0" w:line="360" w:lineRule="auto"/>
-        <w:ind w:firstLine="284"/>
-        <w:jc w:val="left"/>
-        <w:rPr>
-          <w:rFonts w:ascii="Times New Roman" w:eastAsia="Times New Roman" w:hAnsi="Times New Roman" w:cs="Times New Roman"/>
-          <w:kern w:val="0"/>
-          <w:sz w:val="26"/>
-          <w:szCs w:val="26"/>
-          <w14:ligatures w14:val="none"/>
-        </w:rPr>
-      </w:pPr>
-      <w:r>
-        <w:rPr>
-          <w:rFonts w:ascii="Times New Roman" w:eastAsia="Times New Roman" w:hAnsi="Times New Roman" w:cs="Times New Roman"/>
-          <w:b/>
-          <w:bCs/>
-          <w:kern w:val="0"/>
-          <w:sz w:val="26"/>
-          <w:szCs w:val="26"/>
-          <w14:ligatures w14:val="none"/>
-        </w:rPr>
-        <w:t>BUG-005</w:t>
-      </w:r>
-      <w:r>
-        <w:rPr>
-          <w:rFonts w:ascii="Times New Roman" w:eastAsia="Times New Roman" w:hAnsi="Times New Roman" w:cs="Times New Roman"/>
-          <w:kern w:val="0"/>
-          <w:sz w:val="26"/>
-          <w:szCs w:val="26"/>
-          <w14:ligatures w14:val="none"/>
-        </w:rPr>
-        <w:t xml:space="preserve"> - Tiêu đề cửa sổ không cập nhật sau khi Save</w:t>
-      </w:r>
-    </w:p>
-    <w:p>
-      <w:pPr>
-        <w:spacing w:after="0" w:line="360" w:lineRule="auto"/>
-        <w:ind w:firstLine="284"/>
-        <w:jc w:val="left"/>
-        <w:rPr>
-          <w:rFonts w:ascii="Times New Roman" w:eastAsia="Times New Roman" w:hAnsi="Times New Roman" w:cs="Times New Roman"/>
-          <w:kern w:val="0"/>
-          <w:sz w:val="26"/>
-          <w:szCs w:val="26"/>
-          <w14:ligatures w14:val="none"/>
-        </w:rPr>
-      </w:pPr>
-      <w:r>
-        <w:rPr>
-          <w:rFonts w:ascii="Times New Roman" w:eastAsia="Times New Roman" w:hAnsi="Times New Roman" w:cs="Times New Roman"/>
-          <w:kern w:val="0"/>
-          <w:sz w:val="26"/>
-          <w:szCs w:val="26"/>
-          <w14:ligatures w14:val="none"/>
-        </w:rPr>
-        <w:t>Mức độ: Thấp</w:t>
-      </w:r>
-    </w:p>
-    <w:p>
-      <w:pPr>
-        <w:spacing w:after="0" w:line="360" w:lineRule="auto"/>
-        <w:ind w:firstLine="284"/>
-        <w:jc w:val="left"/>
-        <w:rPr>
-          <w:rFonts w:ascii="Times New Roman" w:eastAsia="Times New Roman" w:hAnsi="Times New Roman" w:cs="Times New Roman"/>
-          <w:kern w:val="0"/>
-          <w:sz w:val="26"/>
-          <w:szCs w:val="26"/>
-          <w14:ligatures w14:val="none"/>
-        </w:rPr>
-      </w:pPr>
-      <w:r>
-        <w:rPr>
-          <w:rFonts w:ascii="Times New Roman" w:eastAsia="Times New Roman" w:hAnsi="Times New Roman" w:cs="Times New Roman"/>
-          <w:kern w:val="0"/>
-          <w:sz w:val="26"/>
-          <w:szCs w:val="26"/>
-          <w14:ligatures w14:val="none"/>
-        </w:rPr>
-        <w:t>Trạng thái: Mới</w:t>
-      </w:r>
-    </w:p>
-    <w:p>
-      <w:pPr>
-        <w:spacing w:after="0" w:line="360" w:lineRule="auto"/>
-        <w:ind w:firstLine="284"/>
-        <w:jc w:val="left"/>
-        <w:rPr>
-          <w:rFonts w:ascii="Times New Roman" w:eastAsia="Times New Roman" w:hAnsi="Times New Roman" w:cs="Times New Roman"/>
-          <w:kern w:val="0"/>
-          <w:sz w:val="26"/>
-          <w:szCs w:val="26"/>
-          <w14:ligatures w14:val="none"/>
-        </w:rPr>
-      </w:pPr>
-      <w:r>
-        <w:rPr>
-          <w:rFonts w:ascii="Times New Roman" w:eastAsia="Times New Roman" w:hAnsi="Times New Roman" w:cs="Times New Roman"/>
-          <w:kern w:val="0"/>
-          <w:sz w:val="26"/>
-          <w:szCs w:val="26"/>
-          <w14:ligatures w14:val="none"/>
-        </w:rPr>
         <w:t>Ảnh hưởng: Gây nhầm lẫn nhỏ cho người dùng</w:t>
       </w:r>
     </w:p>
@@ -3708,79 +3691,79 @@
           <w:szCs w:val="26"/>
           <w14:ligatures w14:val="none"/>
         </w:rPr>
+        <w:t>Giới hạn lịch sử Undo:</w:t>
+      </w:r>
+      <w:r>
+        <w:rPr>
+          <w:rFonts w:ascii="Times New Roman" w:eastAsia="Times New Roman" w:hAnsi="Times New Roman" w:cs="Times New Roman"/>
+          <w:kern w:val="0"/>
+          <w:sz w:val="26"/>
+          <w:szCs w:val="26"/>
+          <w14:ligatures w14:val="none"/>
+        </w:rPr>
+        <w:t xml:space="preserve"> Chỉ lưu được 3 bước hoàn tác là quá ít so với nhu cầu thực tế</w:t>
+      </w:r>
+    </w:p>
+    <w:p>
+      <w:pPr>
+        <w:spacing w:after="0" w:line="360" w:lineRule="auto"/>
+        <w:ind w:firstLine="284"/>
+        <w:jc w:val="left"/>
+        <w:rPr>
+          <w:rFonts w:ascii="Times New Roman" w:eastAsia="Times New Roman" w:hAnsi="Times New Roman" w:cs="Times New Roman"/>
+          <w:kern w:val="0"/>
+          <w:sz w:val="26"/>
+          <w:szCs w:val="26"/>
+          <w14:ligatures w14:val="none"/>
+        </w:rPr>
+      </w:pPr>
+      <w:r>
+        <w:rPr>
+          <w:rFonts w:ascii="Times New Roman" w:eastAsia="Times New Roman" w:hAnsi="Times New Roman" w:cs="Times New Roman"/>
+          <w:b/>
+          <w:bCs/>
+          <w:kern w:val="0"/>
+          <w:sz w:val="26"/>
+          <w:szCs w:val="26"/>
+          <w14:ligatures w14:val="none"/>
+        </w:rPr>
+        <w:t>Thiếu cảnh báo về mất dữ liệu:</w:t>
+      </w:r>
+      <w:r>
+        <w:rPr>
+          <w:rFonts w:ascii="Times New Roman" w:eastAsia="Times New Roman" w:hAnsi="Times New Roman" w:cs="Times New Roman"/>
+          <w:kern w:val="0"/>
+          <w:sz w:val="26"/>
+          <w:szCs w:val="26"/>
+          <w14:ligatures w14:val="none"/>
+        </w:rPr>
+        <w:t xml:space="preserve"> Chức năng Resize có thể gây mất dữ liệu mà không cảnh báo</w:t>
+      </w:r>
+    </w:p>
+    <w:p>
+      <w:pPr>
+        <w:spacing w:after="0" w:line="360" w:lineRule="auto"/>
+        <w:ind w:firstLine="284"/>
+        <w:jc w:val="left"/>
+        <w:rPr>
+          <w:rFonts w:ascii="Times New Roman" w:eastAsia="Times New Roman" w:hAnsi="Times New Roman" w:cs="Times New Roman"/>
+          <w:kern w:val="0"/>
+          <w:sz w:val="26"/>
+          <w:szCs w:val="26"/>
+          <w14:ligatures w14:val="none"/>
+        </w:rPr>
+      </w:pPr>
+      <w:r>
+        <w:rPr>
+          <w:rFonts w:ascii="Times New Roman" w:eastAsia="Times New Roman" w:hAnsi="Times New Roman" w:cs="Times New Roman"/>
+          <w:b/>
+          <w:bCs/>
+          <w:kern w:val="0"/>
+          <w:sz w:val="26"/>
+          <w:szCs w:val="26"/>
+          <w14:ligatures w14:val="none"/>
+        </w:rPr>
         <w:lastRenderedPageBreak/>
-        <w:t>Giới hạn lịch sử Undo:</w:t>
-      </w:r>
-      <w:r>
-        <w:rPr>
-          <w:rFonts w:ascii="Times New Roman" w:eastAsia="Times New Roman" w:hAnsi="Times New Roman" w:cs="Times New Roman"/>
-          <w:kern w:val="0"/>
-          <w:sz w:val="26"/>
-          <w:szCs w:val="26"/>
-          <w14:ligatures w14:val="none"/>
-        </w:rPr>
-        <w:t xml:space="preserve"> Chỉ lưu được 3 bước hoàn tác là quá ít so với nhu cầu thực tế</w:t>
-      </w:r>
-    </w:p>
-    <w:p>
-      <w:pPr>
-        <w:spacing w:after="0" w:line="360" w:lineRule="auto"/>
-        <w:ind w:firstLine="284"/>
-        <w:jc w:val="left"/>
-        <w:rPr>
-          <w:rFonts w:ascii="Times New Roman" w:eastAsia="Times New Roman" w:hAnsi="Times New Roman" w:cs="Times New Roman"/>
-          <w:kern w:val="0"/>
-          <w:sz w:val="26"/>
-          <w:szCs w:val="26"/>
-          <w14:ligatures w14:val="none"/>
-        </w:rPr>
-      </w:pPr>
-      <w:r>
-        <w:rPr>
-          <w:rFonts w:ascii="Times New Roman" w:eastAsia="Times New Roman" w:hAnsi="Times New Roman" w:cs="Times New Roman"/>
-          <w:b/>
-          <w:bCs/>
-          <w:kern w:val="0"/>
-          <w:sz w:val="26"/>
-          <w:szCs w:val="26"/>
-          <w14:ligatures w14:val="none"/>
-        </w:rPr>
-        <w:t>Thiếu cảnh báo về mất dữ liệu:</w:t>
-      </w:r>
-      <w:r>
-        <w:rPr>
-          <w:rFonts w:ascii="Times New Roman" w:eastAsia="Times New Roman" w:hAnsi="Times New Roman" w:cs="Times New Roman"/>
-          <w:kern w:val="0"/>
-          <w:sz w:val="26"/>
-          <w:szCs w:val="26"/>
-          <w14:ligatures w14:val="none"/>
-        </w:rPr>
-        <w:t xml:space="preserve"> Chức năng Resize có thể gây mất dữ liệu mà không cảnh báo</w:t>
-      </w:r>
-    </w:p>
-    <w:p>
-      <w:pPr>
-        <w:spacing w:after="0" w:line="360" w:lineRule="auto"/>
-        <w:ind w:firstLine="284"/>
-        <w:jc w:val="left"/>
-        <w:rPr>
-          <w:rFonts w:ascii="Times New Roman" w:eastAsia="Times New Roman" w:hAnsi="Times New Roman" w:cs="Times New Roman"/>
-          <w:kern w:val="0"/>
-          <w:sz w:val="26"/>
-          <w:szCs w:val="26"/>
-          <w14:ligatures w14:val="none"/>
-        </w:rPr>
-      </w:pPr>
-      <w:r>
-        <w:rPr>
-          <w:rFonts w:ascii="Times New Roman" w:eastAsia="Times New Roman" w:hAnsi="Times New Roman" w:cs="Times New Roman"/>
-          <w:b/>
-          <w:bCs/>
-          <w:kern w:val="0"/>
-          <w:sz w:val="26"/>
-          <w:szCs w:val="26"/>
-          <w14:ligatures w14:val="none"/>
-        </w:rPr>
         <w:t>Trải nghiệm Zoom chưa tốt:</w:t>
       </w:r>
       <w:r>
@@ -5081,107 +5064,107 @@
           <w:szCs w:val="26"/>
           <w14:ligatures w14:val="none"/>
         </w:rPr>
+        <w:t>Lỗi nghiêm trọng / Tổng số lỗi:</w:t>
+      </w:r>
+      <w:r>
+        <w:rPr>
+          <w:rFonts w:ascii="Times New Roman" w:eastAsia="Times New Roman" w:hAnsi="Times New Roman" w:cs="Times New Roman"/>
+          <w:kern w:val="0"/>
+          <w:sz w:val="26"/>
+          <w:szCs w:val="26"/>
+          <w14:ligatures w14:val="none"/>
+        </w:rPr>
+        <w:t xml:space="preserve"> 2/5 = 40%</w:t>
+      </w:r>
+    </w:p>
+    <w:p>
+      <w:pPr>
+        <w:spacing w:after="0" w:line="360" w:lineRule="auto"/>
+        <w:ind w:firstLine="284"/>
+        <w:jc w:val="left"/>
+        <w:rPr>
+          <w:rFonts w:ascii="Times New Roman" w:eastAsia="Times New Roman" w:hAnsi="Times New Roman" w:cs="Times New Roman"/>
+          <w:b/>
+          <w:bCs/>
+          <w:kern w:val="0"/>
+          <w:sz w:val="26"/>
+          <w:szCs w:val="26"/>
+          <w14:ligatures w14:val="none"/>
+        </w:rPr>
+      </w:pPr>
+      <w:r>
+        <w:rPr>
+          <w:rFonts w:ascii="Times New Roman" w:eastAsia="Times New Roman" w:hAnsi="Times New Roman" w:cs="Times New Roman"/>
+          <w:b/>
+          <w:bCs/>
+          <w:kern w:val="0"/>
+          <w:sz w:val="26"/>
+          <w:szCs w:val="26"/>
+          <w14:ligatures w14:val="none"/>
+        </w:rPr>
+        <w:t>5.3. Pass Rate (Tỷ lệ thành công)</w:t>
+      </w:r>
+    </w:p>
+    <w:p>
+      <w:pPr>
+        <w:spacing w:after="0" w:line="360" w:lineRule="auto"/>
+        <w:ind w:firstLine="284"/>
+        <w:jc w:val="left"/>
+        <w:rPr>
+          <w:rFonts w:ascii="Times New Roman" w:eastAsia="Times New Roman" w:hAnsi="Times New Roman" w:cs="Times New Roman"/>
+          <w:kern w:val="0"/>
+          <w:sz w:val="26"/>
+          <w:szCs w:val="26"/>
+          <w14:ligatures w14:val="none"/>
+        </w:rPr>
+      </w:pPr>
+      <w:r>
+        <w:rPr>
+          <w:rFonts w:ascii="Times New Roman" w:eastAsia="Times New Roman" w:hAnsi="Times New Roman" w:cs="Times New Roman"/>
+          <w:b/>
+          <w:bCs/>
+          <w:kern w:val="0"/>
+          <w:sz w:val="26"/>
+          <w:szCs w:val="26"/>
+          <w14:ligatures w14:val="none"/>
+        </w:rPr>
+        <w:t>Tỷ lệ Pass:</w:t>
+      </w:r>
+      <w:r>
+        <w:rPr>
+          <w:rFonts w:ascii="Times New Roman" w:eastAsia="Times New Roman" w:hAnsi="Times New Roman" w:cs="Times New Roman"/>
+          <w:kern w:val="0"/>
+          <w:sz w:val="26"/>
+          <w:szCs w:val="26"/>
+          <w14:ligatures w14:val="none"/>
+        </w:rPr>
+        <w:t xml:space="preserve"> 75% (15/20)</w:t>
+      </w:r>
+    </w:p>
+    <w:p>
+      <w:pPr>
+        <w:spacing w:after="0" w:line="360" w:lineRule="auto"/>
+        <w:ind w:firstLine="284"/>
+        <w:jc w:val="left"/>
+        <w:rPr>
+          <w:rFonts w:ascii="Times New Roman" w:eastAsia="Times New Roman" w:hAnsi="Times New Roman" w:cs="Times New Roman"/>
+          <w:kern w:val="0"/>
+          <w:sz w:val="26"/>
+          <w:szCs w:val="26"/>
+          <w14:ligatures w14:val="none"/>
+        </w:rPr>
+      </w:pPr>
+      <w:r>
+        <w:rPr>
+          <w:rFonts w:ascii="Times New Roman" w:eastAsia="Times New Roman" w:hAnsi="Times New Roman" w:cs="Times New Roman"/>
+          <w:b/>
+          <w:bCs/>
+          <w:kern w:val="0"/>
+          <w:sz w:val="26"/>
+          <w:szCs w:val="26"/>
+          <w14:ligatures w14:val="none"/>
+        </w:rPr>
         <w:lastRenderedPageBreak/>
-        <w:t>Lỗi nghiêm trọng / Tổng số lỗi:</w:t>
-      </w:r>
-      <w:r>
-        <w:rPr>
-          <w:rFonts w:ascii="Times New Roman" w:eastAsia="Times New Roman" w:hAnsi="Times New Roman" w:cs="Times New Roman"/>
-          <w:kern w:val="0"/>
-          <w:sz w:val="26"/>
-          <w:szCs w:val="26"/>
-          <w14:ligatures w14:val="none"/>
-        </w:rPr>
-        <w:t xml:space="preserve"> 2/5 = 40%</w:t>
-      </w:r>
-    </w:p>
-    <w:p>
-      <w:pPr>
-        <w:spacing w:after="0" w:line="360" w:lineRule="auto"/>
-        <w:ind w:firstLine="284"/>
-        <w:jc w:val="left"/>
-        <w:rPr>
-          <w:rFonts w:ascii="Times New Roman" w:eastAsia="Times New Roman" w:hAnsi="Times New Roman" w:cs="Times New Roman"/>
-          <w:b/>
-          <w:bCs/>
-          <w:kern w:val="0"/>
-          <w:sz w:val="26"/>
-          <w:szCs w:val="26"/>
-          <w14:ligatures w14:val="none"/>
-        </w:rPr>
-      </w:pPr>
-      <w:r>
-        <w:rPr>
-          <w:rFonts w:ascii="Times New Roman" w:eastAsia="Times New Roman" w:hAnsi="Times New Roman" w:cs="Times New Roman"/>
-          <w:b/>
-          <w:bCs/>
-          <w:kern w:val="0"/>
-          <w:sz w:val="26"/>
-          <w:szCs w:val="26"/>
-          <w14:ligatures w14:val="none"/>
-        </w:rPr>
-        <w:t>5.3. Pass Rate (Tỷ lệ thành công)</w:t>
-      </w:r>
-    </w:p>
-    <w:p>
-      <w:pPr>
-        <w:spacing w:after="0" w:line="360" w:lineRule="auto"/>
-        <w:ind w:firstLine="284"/>
-        <w:jc w:val="left"/>
-        <w:rPr>
-          <w:rFonts w:ascii="Times New Roman" w:eastAsia="Times New Roman" w:hAnsi="Times New Roman" w:cs="Times New Roman"/>
-          <w:kern w:val="0"/>
-          <w:sz w:val="26"/>
-          <w:szCs w:val="26"/>
-          <w14:ligatures w14:val="none"/>
-        </w:rPr>
-      </w:pPr>
-      <w:r>
-        <w:rPr>
-          <w:rFonts w:ascii="Times New Roman" w:eastAsia="Times New Roman" w:hAnsi="Times New Roman" w:cs="Times New Roman"/>
-          <w:b/>
-          <w:bCs/>
-          <w:kern w:val="0"/>
-          <w:sz w:val="26"/>
-          <w:szCs w:val="26"/>
-          <w14:ligatures w14:val="none"/>
-        </w:rPr>
-        <w:t>Tỷ lệ Pass:</w:t>
-      </w:r>
-      <w:r>
-        <w:rPr>
-          <w:rFonts w:ascii="Times New Roman" w:eastAsia="Times New Roman" w:hAnsi="Times New Roman" w:cs="Times New Roman"/>
-          <w:kern w:val="0"/>
-          <w:sz w:val="26"/>
-          <w:szCs w:val="26"/>
-          <w14:ligatures w14:val="none"/>
-        </w:rPr>
-        <w:t xml:space="preserve"> 75% (15/20)</w:t>
-      </w:r>
-    </w:p>
-    <w:p>
-      <w:pPr>
-        <w:spacing w:after="0" w:line="360" w:lineRule="auto"/>
-        <w:ind w:firstLine="284"/>
-        <w:jc w:val="left"/>
-        <w:rPr>
-          <w:rFonts w:ascii="Times New Roman" w:eastAsia="Times New Roman" w:hAnsi="Times New Roman" w:cs="Times New Roman"/>
-          <w:kern w:val="0"/>
-          <w:sz w:val="26"/>
-          <w:szCs w:val="26"/>
-          <w14:ligatures w14:val="none"/>
-        </w:rPr>
-      </w:pPr>
-      <w:r>
-        <w:rPr>
-          <w:rFonts w:ascii="Times New Roman" w:eastAsia="Times New Roman" w:hAnsi="Times New Roman" w:cs="Times New Roman"/>
-          <w:b/>
-          <w:bCs/>
-          <w:kern w:val="0"/>
-          <w:sz w:val="26"/>
-          <w:szCs w:val="26"/>
-          <w14:ligatures w14:val="none"/>
-        </w:rPr>
         <w:t>Tỷ lệ Fail:</w:t>
       </w:r>
       <w:r>
@@ -5910,74 +5893,84 @@
           <w:szCs w:val="26"/>
           <w14:ligatures w14:val="none"/>
         </w:rPr>
+        <w:t xml:space="preserve">Microsoft Paint đáp ứng được </w:t>
+      </w:r>
+      <w:r>
+        <w:rPr>
+          <w:rFonts w:ascii="Times New Roman" w:eastAsia="Times New Roman" w:hAnsi="Times New Roman" w:cs="Times New Roman"/>
+          <w:b/>
+          <w:bCs/>
+          <w:kern w:val="0"/>
+          <w:sz w:val="26"/>
+          <w:szCs w:val="26"/>
+          <w14:ligatures w14:val="none"/>
+        </w:rPr>
+        <w:t>75% yêu cầu</w:t>
+      </w:r>
+      <w:r>
+        <w:rPr>
+          <w:rFonts w:ascii="Times New Roman" w:eastAsia="Times New Roman" w:hAnsi="Times New Roman" w:cs="Times New Roman"/>
+          <w:kern w:val="0"/>
+          <w:sz w:val="26"/>
+          <w:szCs w:val="26"/>
+          <w14:ligatures w14:val="none"/>
+        </w:rPr>
+        <w:t xml:space="preserve"> kiểm thử với </w:t>
+      </w:r>
+      <w:r>
+        <w:rPr>
+          <w:rFonts w:ascii="Times New Roman" w:eastAsia="Times New Roman" w:hAnsi="Times New Roman" w:cs="Times New Roman"/>
+          <w:b/>
+          <w:bCs/>
+          <w:kern w:val="0"/>
+          <w:sz w:val="26"/>
+          <w:szCs w:val="26"/>
+          <w14:ligatures w14:val="none"/>
+        </w:rPr>
+        <w:t>15/20 test cases thành công</w:t>
+      </w:r>
+      <w:r>
+        <w:rPr>
+          <w:rFonts w:ascii="Times New Roman" w:eastAsia="Times New Roman" w:hAnsi="Times New Roman" w:cs="Times New Roman"/>
+          <w:kern w:val="0"/>
+          <w:sz w:val="26"/>
+          <w:szCs w:val="26"/>
+          <w14:ligatures w14:val="none"/>
+        </w:rPr>
+        <w:t xml:space="preserve">. Các chức năng cơ bản hoạt động ổn định và đáng tin cậy. Tuy nhiên, vẫn còn </w:t>
+      </w:r>
+      <w:r>
+        <w:rPr>
+          <w:rFonts w:ascii="Times New Roman" w:eastAsia="Times New Roman" w:hAnsi="Times New Roman" w:cs="Times New Roman"/>
+          <w:b/>
+          <w:bCs/>
+          <w:kern w:val="0"/>
+          <w:sz w:val="26"/>
+          <w:szCs w:val="26"/>
+          <w14:ligatures w14:val="none"/>
+        </w:rPr>
+        <w:t>5 lỗi</w:t>
+      </w:r>
+      <w:r>
+        <w:rPr>
+          <w:rFonts w:ascii="Times New Roman" w:eastAsia="Times New Roman" w:hAnsi="Times New Roman" w:cs="Times New Roman"/>
+          <w:kern w:val="0"/>
+          <w:sz w:val="26"/>
+          <w:szCs w:val="26"/>
+          <w14:ligatures w14:val="none"/>
+        </w:rPr>
+        <w:t xml:space="preserve"> </w:t>
+      </w:r>
+      <w:r>
+        <w:rPr>
+          <w:rFonts w:ascii="Times New Roman" w:eastAsia="Times New Roman" w:hAnsi="Times New Roman" w:cs="Times New Roman"/>
+          <w:kern w:val="0"/>
+          <w:sz w:val="26"/>
+          <w:szCs w:val="26"/>
+          <w14:ligatures w14:val="none"/>
+        </w:rPr>
         <w:lastRenderedPageBreak/>
-        <w:t xml:space="preserve">Microsoft Paint đáp ứng được </w:t>
-      </w:r>
-      <w:r>
-        <w:rPr>
-          <w:rFonts w:ascii="Times New Roman" w:eastAsia="Times New Roman" w:hAnsi="Times New Roman" w:cs="Times New Roman"/>
-          <w:b/>
-          <w:bCs/>
-          <w:kern w:val="0"/>
-          <w:sz w:val="26"/>
-          <w:szCs w:val="26"/>
-          <w14:ligatures w14:val="none"/>
-        </w:rPr>
-        <w:t>75% yêu cầu</w:t>
-      </w:r>
-      <w:r>
-        <w:rPr>
-          <w:rFonts w:ascii="Times New Roman" w:eastAsia="Times New Roman" w:hAnsi="Times New Roman" w:cs="Times New Roman"/>
-          <w:kern w:val="0"/>
-          <w:sz w:val="26"/>
-          <w:szCs w:val="26"/>
-          <w14:ligatures w14:val="none"/>
-        </w:rPr>
-        <w:t xml:space="preserve"> kiểm thử với </w:t>
-      </w:r>
-      <w:r>
-        <w:rPr>
-          <w:rFonts w:ascii="Times New Roman" w:eastAsia="Times New Roman" w:hAnsi="Times New Roman" w:cs="Times New Roman"/>
-          <w:b/>
-          <w:bCs/>
-          <w:kern w:val="0"/>
-          <w:sz w:val="26"/>
-          <w:szCs w:val="26"/>
-          <w14:ligatures w14:val="none"/>
-        </w:rPr>
-        <w:t>15/20 test cases thành công</w:t>
-      </w:r>
-      <w:r>
-        <w:rPr>
-          <w:rFonts w:ascii="Times New Roman" w:eastAsia="Times New Roman" w:hAnsi="Times New Roman" w:cs="Times New Roman"/>
-          <w:kern w:val="0"/>
-          <w:sz w:val="26"/>
-          <w:szCs w:val="26"/>
-          <w14:ligatures w14:val="none"/>
-        </w:rPr>
-        <w:t xml:space="preserve">. Các chức năng cơ bản hoạt động ổn định và đáng tin cậy. Tuy nhiên, vẫn còn </w:t>
-      </w:r>
-      <w:r>
-        <w:rPr>
-          <w:rFonts w:ascii="Times New Roman" w:eastAsia="Times New Roman" w:hAnsi="Times New Roman" w:cs="Times New Roman"/>
-          <w:b/>
-          <w:bCs/>
-          <w:kern w:val="0"/>
-          <w:sz w:val="26"/>
-          <w:szCs w:val="26"/>
-          <w14:ligatures w14:val="none"/>
-        </w:rPr>
-        <w:t>5 lỗi</w:t>
-      </w:r>
-      <w:r>
-        <w:rPr>
-          <w:rFonts w:ascii="Times New Roman" w:eastAsia="Times New Roman" w:hAnsi="Times New Roman" w:cs="Times New Roman"/>
-          <w:kern w:val="0"/>
-          <w:sz w:val="26"/>
-          <w:szCs w:val="26"/>
-          <w14:ligatures w14:val="none"/>
-        </w:rPr>
-        <w:t xml:space="preserve"> cần được khắc phục, trong đó </w:t>
+        <w:t xml:space="preserve">cần được khắc phục, trong đó </w:t>
       </w:r>
       <w:r>
         <w:rPr>
